--- a/CV_Facundo_Herrera.docx
+++ b/CV_Facundo_Herrera.docx
@@ -38,11 +38,54 @@
       </w:pPr>
       <w:r>
         <w:rPr>
+          <w:rFonts w:hint="default"/>
+          <w:color w:val="444444"/>
+          <w:sz w:val="20"/>
+          <w:lang w:val="es-AR"/>
+        </w:rPr>
+        <w:t>F</w:t>
+      </w:r>
+      <w:r>
+        <w:rPr>
           <w:rFonts w:ascii="Calibri" w:hAnsi="Calibri"/>
           <w:color w:val="444444"/>
           <w:sz w:val="20"/>
         </w:rPr>
-        <w:t>facundo.rra@gmail.com  ·  linkedin.com/in/f-rra  ·  github.com/f-Rra</w:t>
+        <w:t>acundo.</w:t>
+      </w:r>
+      <w:r>
+        <w:rPr>
+          <w:rFonts w:hint="default"/>
+          <w:color w:val="444444"/>
+          <w:sz w:val="20"/>
+          <w:lang w:val="es-AR"/>
+        </w:rPr>
+        <w:t>R</w:t>
+      </w:r>
+      <w:r>
+        <w:rPr>
+          <w:rFonts w:ascii="Calibri" w:hAnsi="Calibri"/>
+          <w:color w:val="444444"/>
+          <w:sz w:val="20"/>
+        </w:rPr>
+        <w:t>ra@gmail.com  ·  linkedin.com/in/f-</w:t>
+      </w:r>
+      <w:r>
+        <w:rPr>
+          <w:rFonts w:hint="default"/>
+          <w:color w:val="444444"/>
+          <w:sz w:val="20"/>
+          <w:lang w:val="es-AR"/>
+        </w:rPr>
+        <w:t>R</w:t>
+      </w:r>
+      <w:r>
+        <w:rPr>
+          <w:rFonts w:ascii="Calibri" w:hAnsi="Calibri"/>
+          <w:color w:val="444444"/>
+          <w:sz w:val="20"/>
+        </w:rPr>
+        <w:t>ra  ·  github.com/f-Rra</w:t>
       </w:r>
     </w:p>
     <w:p>
@@ -774,8 +817,6 @@
         </w:rPr>
         <w:t xml:space="preserve"> - autenticación, autorización por roles, claims personalizados</w:t>
       </w:r>
-      <w:bookmarkStart w:id="0" w:name="_GoBack"/>
-      <w:bookmarkEnd w:id="0"/>
     </w:p>
     <w:p>
       <w:pPr>
@@ -1408,6 +1449,8 @@
         </w:rPr>
         <w:t>github.com/f-Rra/Sistema-Gestión-Comercial</w:t>
       </w:r>
+      <w:bookmarkStart w:id="0" w:name="_GoBack"/>
+      <w:bookmarkEnd w:id="0"/>
     </w:p>
     <w:p>
       <w:pPr>
@@ -1801,32 +1844,32 @@
     <w:lsdException w:uiPriority="99" w:name="endnote reference"/>
     <w:lsdException w:uiPriority="99" w:name="endnote text"/>
     <w:lsdException w:uiPriority="99" w:name="table of authorities"/>
-    <w:lsdException w:uiPriority="99" w:semiHidden="0" w:name="macro"/>
+    <w:lsdException w:qFormat="1" w:uiPriority="99" w:semiHidden="0" w:name="macro"/>
     <w:lsdException w:uiPriority="99" w:name="toa heading"/>
-    <w:lsdException w:uiPriority="99" w:semiHidden="0" w:name="List"/>
-    <w:lsdException w:uiPriority="99" w:semiHidden="0" w:name="List Bullet"/>
-    <w:lsdException w:uiPriority="99" w:semiHidden="0" w:name="List Number"/>
+    <w:lsdException w:qFormat="1" w:uiPriority="99" w:semiHidden="0" w:name="List"/>
+    <w:lsdException w:qFormat="1" w:uiPriority="99" w:semiHidden="0" w:name="List Bullet"/>
+    <w:lsdException w:qFormat="1" w:uiPriority="99" w:semiHidden="0" w:name="List Number"/>
     <w:lsdException w:qFormat="1" w:uiPriority="99" w:semiHidden="0" w:name="List 2"/>
-    <w:lsdException w:uiPriority="99" w:semiHidden="0" w:name="List 3"/>
+    <w:lsdException w:qFormat="1" w:uiPriority="99" w:semiHidden="0" w:name="List 3"/>
     <w:lsdException w:uiPriority="99" w:name="List 4"/>
     <w:lsdException w:uiPriority="99" w:name="List 5"/>
     <w:lsdException w:uiPriority="99" w:semiHidden="0" w:name="List Bullet 2"/>
-    <w:lsdException w:uiPriority="99" w:semiHidden="0" w:name="List Bullet 3"/>
+    <w:lsdException w:qFormat="1" w:uiPriority="99" w:semiHidden="0" w:name="List Bullet 3"/>
     <w:lsdException w:uiPriority="99" w:name="List Bullet 4"/>
     <w:lsdException w:uiPriority="99" w:name="List Bullet 5"/>
     <w:lsdException w:uiPriority="99" w:semiHidden="0" w:name="List Number 2"/>
-    <w:lsdException w:uiPriority="99" w:semiHidden="0" w:name="List Number 3"/>
+    <w:lsdException w:qFormat="1" w:uiPriority="99" w:semiHidden="0" w:name="List Number 3"/>
     <w:lsdException w:uiPriority="99" w:name="List Number 4"/>
     <w:lsdException w:uiPriority="99" w:name="List Number 5"/>
     <w:lsdException w:qFormat="1" w:unhideWhenUsed="0" w:uiPriority="10" w:semiHidden="0" w:name="Title"/>
     <w:lsdException w:uiPriority="99" w:name="Closing"/>
     <w:lsdException w:uiPriority="99" w:name="Signature"/>
-    <w:lsdException w:uiPriority="1" w:name="Default Paragraph Font"/>
+    <w:lsdException w:qFormat="1" w:uiPriority="1" w:name="Default Paragraph Font"/>
     <w:lsdException w:qFormat="1" w:uiPriority="99" w:semiHidden="0" w:name="Body Text"/>
     <w:lsdException w:uiPriority="99" w:name="Body Text Indent"/>
     <w:lsdException w:uiPriority="99" w:semiHidden="0" w:name="List Continue"/>
     <w:lsdException w:uiPriority="99" w:semiHidden="0" w:name="List Continue 2"/>
-    <w:lsdException w:uiPriority="99" w:semiHidden="0" w:name="List Continue 3"/>
+    <w:lsdException w:qFormat="1" w:uiPriority="99" w:semiHidden="0" w:name="List Continue 3"/>
     <w:lsdException w:uiPriority="99" w:name="List Continue 4"/>
     <w:lsdException w:uiPriority="99" w:name="List Continue 5"/>
     <w:lsdException w:uiPriority="99" w:name="Message Header"/>
@@ -1836,8 +1879,8 @@
     <w:lsdException w:uiPriority="99" w:name="Body Text First Indent"/>
     <w:lsdException w:uiPriority="99" w:name="Body Text First Indent 2"/>
     <w:lsdException w:uiPriority="99" w:name="Note Heading"/>
-    <w:lsdException w:uiPriority="99" w:semiHidden="0" w:name="Body Text 2"/>
-    <w:lsdException w:uiPriority="99" w:semiHidden="0" w:name="Body Text 3"/>
+    <w:lsdException w:qFormat="1" w:uiPriority="99" w:semiHidden="0" w:name="Body Text 2"/>
+    <w:lsdException w:qFormat="1" w:uiPriority="99" w:semiHidden="0" w:name="Body Text 3"/>
     <w:lsdException w:uiPriority="99" w:name="Body Text Indent 2"/>
     <w:lsdException w:uiPriority="99" w:name="Body Text Indent 3"/>
     <w:lsdException w:uiPriority="99" w:name="Block Text"/>
@@ -1904,7 +1947,7 @@
     <w:lsdException w:uiPriority="99" w:name="Table Web 2"/>
     <w:lsdException w:uiPriority="99" w:name="Table Web 3"/>
     <w:lsdException w:uiPriority="99" w:name="Balloon Text"/>
-    <w:lsdException w:unhideWhenUsed="0" w:uiPriority="59" w:semiHidden="0" w:name="Table Grid"/>
+    <w:lsdException w:qFormat="1" w:unhideWhenUsed="0" w:uiPriority="59" w:semiHidden="0" w:name="Table Grid"/>
     <w:lsdException w:uiPriority="99" w:name="Table Theme"/>
     <w:lsdException w:qFormat="1" w:unhideWhenUsed="0" w:uiPriority="1" w:semiHidden="0" w:name="No Spacing"/>
     <w:lsdException w:unhideWhenUsed="0" w:uiPriority="60" w:semiHidden="0" w:name="Light Shading"/>
@@ -2263,6 +2306,7 @@
     <w:name w:val="Default Paragraph Font"/>
     <w:semiHidden/>
     <w:unhideWhenUsed/>
+    <w:qFormat/>
     <w:uiPriority w:val="1"/>
   </w:style>
   <w:style w:type="table" w:default="1" w:styleId="12">
@@ -2338,6 +2382,7 @@
     <w:name w:val="macro"/>
     <w:link w:val="49"/>
     <w:unhideWhenUsed/>
+    <w:qFormat/>
     <w:uiPriority w:val="99"/>
     <w:pPr>
       <w:tabs>
@@ -2362,6 +2407,7 @@
     <w:name w:val="List Continue 3"/>
     <w:basedOn w:val="1"/>
     <w:unhideWhenUsed/>
+    <w:qFormat/>
     <w:uiPriority w:val="99"/>
     <w:pPr>
       <w:spacing w:after="120"/>
@@ -2385,6 +2431,7 @@
     <w:basedOn w:val="1"/>
     <w:link w:val="47"/>
     <w:unhideWhenUsed/>
+    <w:qFormat/>
     <w:uiPriority w:val="99"/>
     <w:pPr>
       <w:spacing w:after="120" w:line="480" w:lineRule="auto"/>
@@ -2394,6 +2441,7 @@
     <w:name w:val="List 3"/>
     <w:basedOn w:val="1"/>
     <w:unhideWhenUsed/>
+    <w:qFormat/>
     <w:uiPriority w:val="99"/>
     <w:pPr>
       <w:ind w:left="1080" w:hanging="360"/>
@@ -2432,6 +2480,7 @@
     <w:name w:val="List Number 3"/>
     <w:basedOn w:val="1"/>
     <w:unhideWhenUsed/>
+    <w:qFormat/>
     <w:uiPriority w:val="99"/>
     <w:pPr>
       <w:numPr>
@@ -2445,6 +2494,7 @@
     <w:name w:val="List Number"/>
     <w:basedOn w:val="1"/>
     <w:unhideWhenUsed/>
+    <w:qFormat/>
     <w:uiPriority w:val="99"/>
     <w:pPr>
       <w:numPr>
@@ -2469,6 +2519,7 @@
     <w:name w:val="List Bullet 3"/>
     <w:basedOn w:val="1"/>
     <w:unhideWhenUsed/>
+    <w:qFormat/>
     <w:uiPriority w:val="99"/>
     <w:pPr>
       <w:numPr>
@@ -2482,6 +2533,7 @@
     <w:name w:val="List"/>
     <w:basedOn w:val="1"/>
     <w:unhideWhenUsed/>
+    <w:qFormat/>
     <w:uiPriority w:val="99"/>
     <w:pPr>
       <w:ind w:left="360" w:hanging="360"/>
@@ -2492,6 +2544,7 @@
     <w:name w:val="List Bullet"/>
     <w:basedOn w:val="1"/>
     <w:unhideWhenUsed/>
+    <w:qFormat/>
     <w:uiPriority w:val="99"/>
     <w:pPr>
       <w:numPr>
@@ -2566,6 +2619,7 @@
     <w:basedOn w:val="1"/>
     <w:link w:val="48"/>
     <w:unhideWhenUsed/>
+    <w:qFormat/>
     <w:uiPriority w:val="99"/>
     <w:pPr>
       <w:spacing w:after="120"/>
@@ -2601,6 +2655,7 @@
   <w:style w:type="table" w:styleId="36">
     <w:name w:val="Table Grid"/>
     <w:basedOn w:val="12"/>
+    <w:qFormat/>
     <w:uiPriority w:val="59"/>
     <w:pPr>
       <w:spacing w:after="0" w:line="240" w:lineRule="auto"/>
@@ -2633,6 +2688,7 @@
     <w:name w:val="Footer Char"/>
     <w:basedOn w:val="11"/>
     <w:link w:val="31"/>
+    <w:qFormat/>
     <w:uiPriority w:val="99"/>
   </w:style>
   <w:style w:type="paragraph" w:styleId="39">
@@ -2653,6 +2709,7 @@
     <w:name w:val="Heading 1 Char"/>
     <w:basedOn w:val="11"/>
     <w:link w:val="2"/>
+    <w:qFormat/>
     <w:uiPriority w:val="9"/>
     <w:rPr>
       <w:rFonts w:asciiTheme="majorHAnsi" w:hAnsiTheme="majorHAnsi" w:eastAsiaTheme="majorEastAsia" w:cstheme="majorBidi"/>
